--- a/tspp_work/pract3/ПР3_Кравченко_ІР-31.docx
+++ b/tspp_work/pract3/ПР3_Кравченко_ІР-31.docx
@@ -1899,7 +1899,7 @@
             <w:sz w:val="28"/>
             <w:szCs w:val="28"/>
           </w:rPr>
-          <w:t xml:space="preserve">15</w:t>
+          <w:t xml:space="preserve">16</w:t>
         </w:r>
         <w:r>
           <w:rPr>
@@ -1970,7 +1970,7 @@
             <w:sz w:val="28"/>
             <w:szCs w:val="28"/>
           </w:rPr>
-          <w:t xml:space="preserve">17</w:t>
+          <w:t xml:space="preserve">18</w:t>
         </w:r>
         <w:r>
           <w:rPr>
@@ -2041,7 +2041,7 @@
             <w:sz w:val="28"/>
             <w:szCs w:val="28"/>
           </w:rPr>
-          <w:t xml:space="preserve">20</w:t>
+          <w:t xml:space="preserve">21</w:t>
         </w:r>
         <w:r>
           <w:rPr>
@@ -2112,7 +2112,7 @@
             <w:sz w:val="28"/>
             <w:szCs w:val="28"/>
           </w:rPr>
-          <w:t xml:space="preserve">21</w:t>
+          <w:t xml:space="preserve">22</w:t>
         </w:r>
         <w:r>
           <w:rPr>
@@ -2383,7 +2383,7 @@
           <w:color w:val="000000"/>
           <w:sz w:val="28"/>
         </w:rPr>
-        <w:t>DedroneTracker.AI — комерційна програмна платформа захисту повітряного простору від дронів. Вона поєднує датчики чотирьох типів — радіочастотні, радіолокаційні, відео- та акустичні, а рушій злиття сенсорних даних визначає місцеположення як дрона, так і його оператора [7]. Модуль штучного інтелекту аналізує поведінку, зображення та політні дані, формує цілі за пріоритетом ризику й розпізнає близько 300 моделей дронів; система одночасно супроводжує кілька дронів, відокремлює дружні та надсилає автоматичні сповіщення працівникам у полі й до центру безпеки [7]. Платформа постачається для стаціонарних об’єктів, мобільних причепів і портативних комплектів, має відкритий API та понад 20 партнерів з інтеграції обладнання, зокрема виробників радарів і камер [7].</w:t>
+        <w:t>DedroneTracker.AI — комерційна програмна платформа захисту повітряного простору від дронів. Вона поєднує датчики чотирьох типів — радіочастотні, радіолокаційні, відео- та акустичні, а рушій злиття сенсорних даних визначає місцеположення як дрона, так і його оператора [7]. Модуль штучного інтелекту аналізує поведінку, зображення та політні дані, формує цілі за пріоритетом ризику й розпізнає близько 300 моделей дронів; система одночасно супроводжує кілька дронів, відокремлює дружні та надсилає автоматичні сповіщення працівникам у полі й до центру безпеки [7]. Платформа постачається для стаціонарних об’єктів, мобільних причепів і портативних комплектів, інтегрується з обладнанням 20 партнерів, зокрема виробників радарів і камер (Echodyne, FLIR, Axis), а рішення про протидію ухвалює оператор [7].</w:t>
       </w:r>
     </w:p>
     <w:p>
@@ -2412,7 +2412,7 @@
           <w:color w:val="000000"/>
           <w:sz w:val="28"/>
         </w:rPr>
-        <w:t xml:space="preserve"> рушій злиття різнотипних датчиків, база сигнатур для класифікації, автоматичні сповіщення в поле та відкритий API для підключення обладнання різних виробників. У «Щит-Лінк» ці ідеї реалізовано в сервісах злиття треків і класифікації та в адаптерах протоколів периферійного шлюзу; принцип обов’язкового рішення людини відповідає санкціонуванню пуску оперативним черговим [2].</w:t>
+        <w:t xml:space="preserve"> рушій злиття різнотипних датчиків, база сигнатур для класифікації, автоматичні сповіщення в поле та інтеграцію обладнання різних виробників. У «Щит-Лінк» ці ідеї реалізовано в сервісах злиття треків і класифікації та в адаптерах протоколів периферійного шлюзу; принцип обов’язкового рішення людини відповідає санкціонуванню пуску оперативним черговим [2].</w:t>
       </w:r>
     </w:p>
     <w:p>
@@ -2454,7 +2454,7 @@
           <w:color w:val="000000"/>
           <w:sz w:val="28"/>
         </w:rPr>
-        <w:t>Flightradar24 — сервіс цивільного відстеження повітряних суден, який поєднує дані ADS-B, мультилатерації (MLAT) і радарів з розкладами авіакомпаній та аеропортів [8]. Для визначення положення літака без ADS-B методом мультилатерації потрібно щонайменше чотири приймачі мережі, що прийняли сигнал того самого борту [8]. Основу системи становить розподілена мережа понад 50 000 приймачів, більшість із яких встановили самі користувачі [9]; власникам підходящих місць компанія безкоштовно надсилає готові комплекти приймача, щоб розширити покриття [10].</w:t>
+        <w:t>Flightradar24 — сервіс цивільного відстеження повітряних суден, який поєднує дані ADS-B, мультилатерації (MLAT) і радарів з розкладами авіакомпаній та аеропортів [8]. Для визначення положення літака без ADS-B методом мультилатерації потрібно щонайменше чотири приймачі мережі, що прийняли сигнал того самого борту [8]. Основу системи становить розподілена мережа понад 50 000 підключених наземних станцій, дані з яких передають учасники мережі [9]; власникам підходящих місць компанія безкоштовно надсилає готові комплекти приймача, щоб розширити покриття [10].</w:t>
       </w:r>
     </w:p>
     <w:p>
@@ -2596,7 +2596,7 @@
           <w:color w:val="000000"/>
           <w:sz w:val="28"/>
         </w:rPr>
-        <w:t>QGroundControl — наземна станція управління з відкритим кодом (ліцензії Apache 2.0 і GPLv3) для протоколу MAVLink, що підтримує автопілоти PX4 і ArduPilot та будь-які апарати з MAVLink, усі типи апаратів (мультикоптери, літаки, VTOL) і працює в Windows, macOS, Linux, iOS та Android [12]. Застосунок відображає апарат на карті з індикатором положення, планує місії з точками маршруту, геозонами та точками повернення, показує відео з камери апарата [13].</w:t>
+        <w:t>QGroundControl — наземна станція управління з відкритим кодом (ліцензії Apache 2.0 і GPLv3) для протоколу MAVLink, що підтримує автопілоти PX4 і ArduPilot та будь-які апарати з MAVLink, усі типи апаратів (мультикоптери, літаки, VTOL) і працює в Windows, macOS, Linux, iOS та Android [12]. Застосунок відображає апарат на карті з індикатором положення, планує місії з точками маршруту, геозонами та точками повернення [13], а у вікні польоту показує відео з камери апарата з перемиканням «відео — карта» [14].</w:t>
       </w:r>
     </w:p>
     <w:p>
@@ -4034,7 +4034,7 @@
                 <w:color w:val="000000"/>
                 <w:sz w:val="22"/>
               </w:rPr>
-              <w:t>+ хмара або об’єкт</w:t>
+              <w:t>± комплекти на об’єкті; хостинг ПЗ не вказано</w:t>
             </w:r>
           </w:p>
         </w:tc>
@@ -4189,7 +4189,7 @@
                 <w:color w:val="000000"/>
                 <w:sz w:val="22"/>
               </w:rPr>
-              <w:t>+ API, 20+ партнерів</w:t>
+              <w:t>+ 20 партнерів з інтеграції</w:t>
             </w:r>
           </w:p>
         </w:tc>
@@ -4759,7 +4759,7 @@
                 <w:color w:val="000000"/>
                 <w:sz w:val="22"/>
               </w:rPr>
-              <w:t>6,5</w:t>
+              <w:t>6</w:t>
             </w:r>
           </w:p>
         </w:tc>
@@ -4865,7 +4865,7 @@
           <w:color w:val="000000"/>
           <w:sz w:val="28"/>
         </w:rPr>
-        <w:t>Найбільше властивостей, потрібних «Щит-Лінк», мають ThingsBoard (6,5 бала) і DedroneTracker.AI (6,5 бала), проте жоден аналог не покриває всіх груп критеріїв. Системи тієї самої предметної області (DELTA, DedroneTracker.AI) сильні в злитті даних і роботі з користувачем, але закриті й прив’язані до хмари або комерційної ліцензії. Рішення з інших областей (ThingsBoard, QGroundControl) відкриті, розгортаються на власних серверах і працюють без зв’язку, але не мають предметної логіки. Flightradar24 найкраще демонструє масову мережу недорогих датчиків і мультилатерацію, але є закритим онлайн-сервісом.</w:t>
+        <w:t>Найбільше властивостей, потрібних «Щит-Лінк», має ThingsBoard (6,5 бала); далі — QGroundControl, DedroneTracker.AI і DELTA (по 6 бала). Жоден аналог не покриває всіх груп критеріїв. Системи тієї самої предметної області (DELTA, DedroneTracker.AI) сильні в злитті даних і роботі з користувачем, але закриті й прив’язані до хмари або комерційної ліцензії. Рішення з інших областей (ThingsBoard, QGroundControl) відкриті, розгортаються на власних серверах і працюють без зв’язку, але не мають предметної логіки. Flightradar24 найкраще демонструє масову мережу недорогих датчиків і мультилатерацію, але є закритим онлайн-сервісом.</w:t>
       </w:r>
     </w:p>
     <w:p>
@@ -5138,7 +5138,7 @@
                 <w:color w:val="000000"/>
                 <w:sz w:val="24"/>
               </w:rPr>
-              <w:t>Рушій злиття різнотипних сенсорів; база сигнатур для класифікації; режими «людина в контурі» / «людина над контуром»; відкритий API для інтеграції сенсорів</w:t>
+              <w:t>Рушій злиття різнотипних сенсорів; база сигнатур для класифікації; рішення про протидію ухвалює оператор; інтеграція обладнання 20 партнерів</w:t>
             </w:r>
           </w:p>
         </w:tc>
@@ -5561,7 +5561,7 @@
           <w:color w:val="000000"/>
           <w:sz w:val="28"/>
         </w:rPr>
-        <w:t xml:space="preserve"> — плата розширення для Raspberry Pi з круговою решіткою із шести мікрофонів і двома АЦП AC108; частота дискретизації до 48 кГц, відношення сигнал/шум 59 дБ [14]. Рішення дешеве (39,90 дол.), але на сайті виробника позначене як зняте з виробництва й відсутнє на складі [15], що неприйнятно для серійних 120 вузлів.</w:t>
+        <w:t xml:space="preserve"> — плата розширення для Raspberry Pi з круговою решіткою із шести мікрофонів і двома АЦП AC108; частота дискретизації до 48 кГц, відношення сигнал/шум 59 дБ [15]. Рішення дешеве (39,90 дол.), але на сайті виробника позначене як зняте з виробництва й відсутнє на складі [16], що неприйнятно для серійних 120 вузлів.</w:t>
       </w:r>
     </w:p>
     <w:p>
@@ -5590,7 +5590,7 @@
           <w:color w:val="000000"/>
           <w:sz w:val="28"/>
         </w:rPr>
-        <w:t xml:space="preserve"> — чотири цифрові мікрофони та процесор XMOS XVF-3000 з апаратним визначенням напрямку приходу звуку, придушенням шуму й луни; живлення від USB 5 В, 180 мА [16]. Обмеження — максимальна частота дискретизації 16 кГц і алгоритми, налаштовані на голос у радіусі до 5 м [16].</w:t>
+        <w:t xml:space="preserve"> — чотири цифрові мікрофони та процесор XMOS XVF-3000 з апаратним визначенням напрямку приходу звуку, придушенням шуму й луни; живлення від USB 5 В, 180 мА [17]. Обмеження — максимальна частота дискретизації 16 кГц і вбудовані алгоритми, призначені для мовлення (захоплення голосу на відстані, виявлення голосової активності) [17].</w:t>
       </w:r>
     </w:p>
     <w:p>
@@ -5619,7 +5619,7 @@
           <w:color w:val="000000"/>
           <w:sz w:val="28"/>
         </w:rPr>
-        <w:t xml:space="preserve"> — рівномірна прямокутна решітка з 16 мікрофонів Knowles SPH1668LM4H (сигнал/шум 65 дБ, перевантаження 120 дБ SPL), інтерфейс XMOS із передаванням усіх 16 «сирих» каналів через USB Audio Class 2.0 з роздільністю 24 біт і частотою до 48 кГц [17]. Виробник позиціонує її для розроблення алгоритмів формування діаграми спрямованості та акустичних камер [17], ціна — 199 дол. [18].</w:t>
+        <w:t xml:space="preserve"> — рівномірна прямокутна решітка з 16 мікрофонів Knowles SPH1668LM4H (сигнал/шум 65 дБ, перевантаження 120 дБ SPL), інтерфейс XMOS із передаванням усіх 16 «сирих» каналів через USB Audio Class 2.0 з роздільністю 24 біт і частотою до 48 кГц [18]. Виробник позиціонує її для розроблення алгоритмів формування діаграми спрямованості та акустичних камер [18], ціна — 199 дол. [19].</w:t>
       </w:r>
     </w:p>
     <w:p>
@@ -6474,7 +6474,7 @@
                 <w:color w:val="000000"/>
                 <w:sz w:val="22"/>
               </w:rPr>
-              <w:t>У продажу; голосове призначення (до 5 м)</w:t>
+              <w:t>Голосове призначення (алгоритми для мовлення)</w:t>
             </w:r>
           </w:p>
         </w:tc>
@@ -7584,7 +7584,7 @@
           <w:color w:val="000000"/>
           <w:sz w:val="28"/>
         </w:rPr>
-        <w:t xml:space="preserve"> — компактна РЛС з електронним скануванням: сектор 120° × 80°, дальність щодо DJI Phantom 4 понад 1 км, оновлення треків до 10 Гц, маса 1,25 кг, споживання до 50 Вт, захист IP67, інтерфейс Gigabit Ethernet [19]. Добре підходить для захисту окремої позиції, але дальність і сектор замалі для покриття сектора центру.</w:t>
+        <w:t xml:space="preserve"> — компактна РЛС з електронним скануванням: сектор 120° × 80°, дальність щодо DJI Phantom 4 понад 1 км, оновлення треків до 10 Гц, маса 1,25 кг, споживання до 50 Вт, захист IP67, інтерфейс Gigabit Ethernet [20]. Добре підходить для захисту окремої позиції, але дальність і сектор замалі для покриття сектора центру.</w:t>
       </w:r>
     </w:p>
     <w:p>
@@ -7613,7 +7613,7 @@
           <w:color w:val="000000"/>
           <w:sz w:val="28"/>
         </w:rPr>
-        <w:t xml:space="preserve"> — FMCW-радар X-діапазону з круговим оглядом 360° × 60°, інструментальною дальністю 5 км (12 км у режимі великої дальності), класифікацією за мікродоплерівськими ознаками з глибокою нейромережею, API для систем управління та роботою в русі [20]; маса 29 кг. Нідерланди передали Україні 51 стаціонарну та ще 51 мобільну РЛС IRIS [21], тобто радар має підтверджений досвід експлуатації саме в умовах атак дронів.</w:t>
+        <w:t xml:space="preserve"> — FMCW-радар X-діапазону з круговим оглядом 360° × 60°, інструментальною дальністю 5 км (12 км у режимі великої дальності), класифікацією за мікродоплерівськими ознаками з глибокою нейромережею, API для систем управління та роботою в русі [21]; маса 29 кг. Міністерство оборони Нідерландів закупило для України 51 мобільну РЛС IRIS — повторне замовлення після закупівлі 51 стаціонарної [22], тобто радар обрано для застосування саме в умовах атак дронів.</w:t>
       </w:r>
     </w:p>
     <w:p>
@@ -7642,13 +7642,13 @@
           <w:color w:val="000000"/>
           <w:sz w:val="28"/>
         </w:rPr>
-        <w:t xml:space="preserve"> — тримодова FMCW AESA РЛС Ku-діапазону без рухомих частин: сектор 90° × 40°, інструментальна дальність 3,5, 10 або 20 км, споживання 130 Вт, маса близько 31 кг, IP66, два захищені інтерфейси Gigabit Ethernet і набір SDK [22]; мікро-БпЛА виявляє на дальності понад 2 км [23]. Вузький сектор потребує кількох РЛС на одну зону.</w:t>
+        <w:t xml:space="preserve"> — тримодова FMCW AESA РЛС Ku-діапазону без рухомих частин: сектор 90° × 40°, інструментальна дальність 3,5, 10 або 20 км, споживання 130 Вт, маса близько 31 кг, IP66, два захищені інтерфейси Gigabit Ethernet і набір SDK [23]; мікро-БпЛА виявляє на дальності понад 2 км [24]. Вузький сектор потребує кількох РЛС на одну зону.</w:t>
       </w:r>
     </w:p>
     <w:p>
       <w:pPr>
         <w:keepNext/>
-        <w:pageBreakBefore w:val="0"/>
+        <w:pageBreakBefore/>
         <w:widowControl/>
         <w:spacing w:line="360" w:lineRule="auto" w:before="120" w:after="0"/>
         <w:ind w:firstLine="0" w:left="0"/>
@@ -8447,7 +8447,7 @@
                 <w:color w:val="000000"/>
                 <w:sz w:val="22"/>
               </w:rPr>
-              <w:t>Захист, досвід</w:t>
+              <w:t>Захист, застосування</w:t>
             </w:r>
           </w:p>
         </w:tc>
@@ -8497,7 +8497,7 @@
                 <w:color w:val="000000"/>
                 <w:sz w:val="22"/>
               </w:rPr>
-              <w:t>Робота в русі; 102 РЛС передано Україні</w:t>
+              <w:t>Робота в русі; 51 мобільну закуплено для України</w:t>
             </w:r>
           </w:p>
         </w:tc>
@@ -9255,7 +9255,7 @@
                 <w:color w:val="000000"/>
                 <w:sz w:val="22"/>
               </w:rPr>
-              <w:t>Підтверджений досвід експлуатації</w:t>
+              <w:t>Підтверджене застосування (закупівлі, повторні замовлення)</w:t>
             </w:r>
           </w:p>
         </w:tc>
@@ -9536,7 +9536,7 @@
           <w:color w:val="000000"/>
           <w:sz w:val="28"/>
         </w:rPr>
-        <w:t>: круговий огляд, дальність до 5 км і досвід використання в Україні дозволяють чотирма РЛС покрити сектори центру. Компактна EchoGuard може доповнювати IRIS для локального прикриття окремих позицій у наступних інкрементах. Підсумкова оцінка обраного виробу — 4,15.</w:t>
+        <w:t>: круговий огляд, дальність до 5 км і закупівля цих РЛС саме для України дозволяють чотирма РЛС покрити сектори центру. Компактна EchoGuard може доповнювати IRIS для локального прикриття окремих позицій у наступних інкрементах. Підсумкова оцінка обраного виробу — 4,15.</w:t>
       </w:r>
     </w:p>
     <w:p>
@@ -9607,7 +9607,7 @@
           <w:color w:val="000000"/>
           <w:sz w:val="28"/>
         </w:rPr>
-        <w:t xml:space="preserve"> — мікромодуль 160 × 120 пікселів з чутливістю &lt; 50 мК, частотою 8,7 Гц, споживанням 150 мВт, інтерфейсами SPI та I²C [24]; ціна 172 дол. [25]. Низька роздільна здатність і частота кадрів не дозволяють розпізнати малу ціль на дальності сотень метрів.</w:t>
+        <w:t xml:space="preserve"> — мікромодуль 160 × 120 пікселів з чутливістю &lt; 50 мК, частотою 8,7 Гц, споживанням 150 мВт, інтерфейсами SPI та I²C [25]; ціна 172 дол. [26]. Низька роздільна здатність і частота кадрів не дозволяють розпізнати малу ціль на дальності сотень метрів.</w:t>
       </w:r>
     </w:p>
     <w:p>
@@ -9636,7 +9636,7 @@
           <w:color w:val="000000"/>
           <w:sz w:val="28"/>
         </w:rPr>
-        <w:t xml:space="preserve"> — тепловізійне ядро 640 × 512 пікселів із чутливістю ≤ 20 мК, частотою 60 Гц, споживанням від 500 мВт, масою 7,5 г, вибором об’єктивів від 5,5° до 95° та інтерфейсами USB, CMOS або MIPI [26]. Найкращі параметри тепловізійного каналу, але ядро потребує власного корпусу та окремої денної камери.</w:t>
+        <w:t xml:space="preserve"> — тепловізійне ядро 640 × 512 пікселів із чутливістю ≤ 20 мК, частотою 60 Гц, споживанням від 500 мВт, масою 7,5 г, вибором об’єктивів від 5,5° до 95° та інтерфейсами USB, CMOS або MIPI [27]. Найкращі параметри тепловізійного каналу, але ядро потребує власного корпусу та окремої денної камери.</w:t>
       </w:r>
     </w:p>
     <w:p>
@@ -9665,7 +9665,7 @@
           <w:color w:val="000000"/>
           <w:sz w:val="28"/>
         </w:rPr>
-        <w:t xml:space="preserve"> — подвійний модуль: тепловізійний канал на ядрі Boson+ 640 × 512 і видима камера 64 Мп, відеовихід 60 Гц через USB або MIPI, маса 56 г, споживання 1,8 Вт, захист IP54 [27]; ціна модуля — від 3 992 дол. [27].</w:t>
+        <w:t xml:space="preserve"> — подвійний модуль: тепловізійний канал на ядрі Boson+ 640 × 512 і видима камера 64 Мп, відеовихід 60 Гц через USB або MIPI, маса 56 г, споживання 1,8 Вт, захист IP54 [28]; ціна модуля — від 4 272 дол. [28].</w:t>
       </w:r>
     </w:p>
     <w:p>
@@ -10545,7 +10545,7 @@
                 <w:color w:val="000000"/>
                 <w:sz w:val="22"/>
               </w:rPr>
-              <w:t>від 3 992 дол.</w:t>
+              <w:t>від 4 272 дол.</w:t>
             </w:r>
           </w:p>
         </w:tc>
@@ -11760,7 +11760,7 @@
           <w:color w:val="000000"/>
           <w:sz w:val="28"/>
         </w:rPr>
-        <w:t xml:space="preserve"> — чотириядерний Cortex-A76 2,4 ГГц, 1–16 ГБ LPDDR4X, Gigabit Ethernet, PCIe 2.0, живлення 5 В / 5 А [28]; ціна 80 дол. за 8 ГБ [29]. Апаратного прискорення нейромереж немає, промислового температурного діапазону виробник не заявляє.</w:t>
+        <w:t xml:space="preserve"> — чотириядерний Cortex-A76 2,4 ГГц, 1–16 ГБ LPDDR4X, Gigabit Ethernet, PCIe 2.0, живлення 5 В / 5 А [29]; ціна 80 дол. за 8 ГБ [30]. Апаратного прискорення нейромереж немає, промислового температурного діапазону виробник не заявляє.</w:t>
       </w:r>
     </w:p>
     <w:p>
@@ -11789,7 +11789,7 @@
           <w:color w:val="000000"/>
           <w:sz w:val="28"/>
         </w:rPr>
-        <w:t xml:space="preserve"> — шестиядерний Cortex-A78AE, графічний процесор Ampere на 1024 ядра з 32 тензорними ядрами, 8 ГБ пам’яті, режими живлення 7–25 Вт; після оновлення в грудні 2024 р. продуктивність зросла в 1,7 раза, а ціна набору розробника знизилася з 499 до 249 дол. [30].</w:t>
+        <w:t xml:space="preserve"> — шестиядерний Cortex-A78AE, графічний процесор Ampere на 1024 ядра з 32 тензорними ядрами, 8 ГБ пам’яті, режими живлення 7–25 Вт; після оновлення в грудні 2024 р. продуктивність зросла в 1,7 раза, а ціна набору розробника знизилася з 499 до 249 дол. [31].</w:t>
       </w:r>
     </w:p>
     <w:p>
@@ -11818,13 +11818,13 @@
           <w:color w:val="000000"/>
           <w:sz w:val="28"/>
         </w:rPr>
-        <w:t xml:space="preserve"> — промисловий шлюз на процесорі TI ARM (2 або 4 ядра), 1–2 ГБ DDR4, 2 × Gigabit Ethernet, RS-232/485, mPCIe, живлення 24 В, діапазон −20…+50 °C, кріплення на DIN-рейку, захищене завантаження [31]. Надійний, але продуктивності недостатньо для аналізу відео.</w:t>
+        <w:t xml:space="preserve"> — промисловий шлюз на процесорі TI ARM (2 або 4 ядра), 1–2 ГБ оперативної пам’яті, 2 × Gigabit Ethernet, RS-232/485, mPCIe, живлення 24 В, робота за температури до +50 °C (варіант SM — від −20 °C), кріплення на DIN-рейку, захищене завантаження [32]. Надійний, але продуктивності недостатньо для аналізу відео.</w:t>
       </w:r>
     </w:p>
     <w:p>
       <w:pPr>
         <w:keepNext/>
-        <w:pageBreakBefore w:val="0"/>
+        <w:pageBreakBefore/>
         <w:widowControl/>
         <w:spacing w:line="360" w:lineRule="auto" w:before="120" w:after="0"/>
         <w:ind w:firstLine="0" w:left="0"/>
@@ -12148,7 +12148,7 @@
                 <w:color w:val="000000"/>
                 <w:sz w:val="22"/>
               </w:rPr>
-              <w:t>67 TOPS</w:t>
+              <w:t>До 67 TOPS (INT8, розріджені)</w:t>
             </w:r>
           </w:p>
         </w:tc>
@@ -12438,7 +12438,7 @@
                 <w:color w:val="000000"/>
                 <w:sz w:val="22"/>
               </w:rPr>
-              <w:t>Офісні</w:t>
+              <w:t>Діапазон не заявлено</w:t>
             </w:r>
           </w:p>
         </w:tc>
@@ -12488,7 +12488,7 @@
                 <w:color w:val="000000"/>
                 <w:sz w:val="22"/>
               </w:rPr>
-              <w:t>−20…+50 °C, DIN-рейка</w:t>
+              <w:t>До +50 °C (SM: −20…+50 °C), DIN-рейка</w:t>
             </w:r>
           </w:p>
         </w:tc>
@@ -12706,17 +12706,8 @@
     </w:tbl>
     <w:p>
       <w:pPr>
-        <w:keepNext w:val="0"/>
-        <w:widowControl/>
-        <w:spacing w:line="240" w:lineRule="auto" w:before="0" w:after="0"/>
-        <w:ind w:firstLine="0" w:left="0"/>
-        <w:jc w:val="both"/>
-      </w:pPr>
-    </w:p>
-    <w:p>
-      <w:pPr>
         <w:keepNext/>
-        <w:pageBreakBefore w:val="0"/>
+        <w:pageBreakBefore/>
         <w:widowControl/>
         <w:spacing w:line="360" w:lineRule="auto" w:before="120" w:after="0"/>
         <w:ind w:firstLine="0" w:left="0"/>
@@ -13842,7 +13833,7 @@
           <w:color w:val="000000"/>
           <w:sz w:val="28"/>
         </w:rPr>
-        <w:t>: продуктивність 67 TOPS потрібна для локального злиття треків і аналізу відео з постів ОЕП. Нестачу промислового виконання компенсує захищений корпус з активним охолодженням і джерелом безперебійного живлення; SIMATIC IOT2050 залишається резервним варіантом для позицій без відеопостів. Для акустичних вузлів, де аналіз відео не потрібен, обрано Raspberry Pi 5 — найдешевшу з розглянутих платформ, продуктивності якої достатньо для обчислення пеленгу за 16 каналами решітки. Підсумкова оцінка обраного виробу — 3,85.</w:t>
+        <w:t>: продуктивність до 67 TOPS (INT8) потрібна для локального злиття треків і аналізу відео з постів ОЕП. Нестачу промислового виконання компенсує захищений корпус з активним охолодженням і джерелом безперебійного живлення; SIMATIC IOT2050 залишається резервним варіантом для позицій без відеопостів. Для акустичних вузлів, де аналіз відео не потрібен, обрано Raspberry Pi 5 — найдешевшу з розглянутих платформ, продуктивності якої достатньо для обчислення пеленгу за 16 каналами решітки. Підсумкова оцінка обраного виробу — 3,85.</w:t>
       </w:r>
     </w:p>
     <w:p>
@@ -14723,7 +14714,7 @@
           <w:color w:val="000000"/>
           <w:sz w:val="28"/>
         </w:rPr>
-        <w:t>2) Від аналогів запозичено: модульну побудову навколо карти обстановки та офлайн-клієнт (DELTA), злиття різнотипних датчиків і відкритий API обладнання (DedroneTracker.AI), мережу недорогих датчиків з визначенням координат кількома вузлами (Flightradar24), периферійний вузол з автосинхронізацією (ThingsBoard), роботу з протоколом MAVLink (QGroundControl).</w:t>
+        <w:t>2) Від аналогів запозичено: модульну побудову навколо карти обстановки та офлайн-клієнт (DELTA), злиття різнотипних датчиків та інтеграцію обладнання різних виробників (DedroneTracker.AI), мережу недорогих датчиків з визначенням координат кількома вузлами (Flightradar24), периферійний вузол з автосинхронізацією (ThingsBoard), роботу з протоколом MAVLink (QGroundControl).</w:t>
       </w:r>
     </w:p>
     <w:p>
@@ -14927,7 +14918,7 @@
           <w:color w:val="000000"/>
           <w:sz w:val="28"/>
         </w:rPr>
-        <w:t>7. DedroneTracker.AI: drone detection software / Dedrone. URL: https://www.dedrone.com/products/drone-detection-software (дата звернення: 04.10.2026).</w:t>
+        <w:t>7. DedroneTracker.AI: drone detection software / Dedrone. URL: https://www.dedrone.com/products/drone-detection-software (дата звернення: 24.10.2026).</w:t>
       </w:r>
     </w:p>
     <w:p>
@@ -15060,7 +15051,7 @@
           <w:color w:val="000000"/>
           <w:sz w:val="28"/>
         </w:rPr>
-        <w:t>14. ReSpeaker 6-Mic Circular Array Kit for Raspberry Pi / Seeed Studio Wiki. URL: https://wiki.seeedstudio.com/ReSpeaker_6-Mic_Circular_Array_kit_for_Raspberry_Pi/ (дата звернення: 04.10.2026).</w:t>
+        <w:t>14. QGroundControl User Guide. Fly View. URL: https://docs.qgroundcontrol.com/master/en/qgc-user-guide/fly_view/fly_view.html (дата звернення: 24.10.2026).</w:t>
       </w:r>
     </w:p>
     <w:p>
@@ -15079,7 +15070,7 @@
           <w:color w:val="000000"/>
           <w:sz w:val="28"/>
         </w:rPr>
-        <w:t>15. ReSpeaker 6-Mic Circular Array Kit for Raspberry Pi / Seeed Studio. URL: https://www.seeedstudio.com/ReSpeaker-6-Mic-Circular-Array-Kit-for-Raspberry-Pi.html (дата звернення: 04.10.2026).</w:t>
+        <w:t>15. ReSpeaker 6-Mic Circular Array Kit for Raspberry Pi / Seeed Studio Wiki. URL: https://wiki.seeedstudio.com/ReSpeaker_6-Mic_Circular_Array_kit_for_Raspberry_Pi/ (дата звернення: 04.10.2026).</w:t>
       </w:r>
     </w:p>
     <w:p>
@@ -15098,7 +15089,7 @@
           <w:color w:val="000000"/>
           <w:sz w:val="28"/>
         </w:rPr>
-        <w:t>16. ReSpeaker Mic Array v2.0 / Seeed Studio Wiki. URL: https://wiki.seeedstudio.com/ReSpeaker_Mic_Array_v2.0/ (дата звернення: 04.10.2026).</w:t>
+        <w:t>16. ReSpeaker 6-Mic Circular Array Kit for Raspberry Pi / Seeed Studio. URL: https://www.seeedstudio.com/ReSpeaker-6-Mic-Circular-Array-Kit-for-Raspberry-Pi.html (дата звернення: 04.10.2026).</w:t>
       </w:r>
     </w:p>
     <w:p>
@@ -15117,7 +15108,7 @@
           <w:color w:val="000000"/>
           <w:sz w:val="28"/>
         </w:rPr>
-        <w:t>17. UMA-16 v2 Microphone Array : product brief / miniDSP. URL: https://www.minidsp.com/images/documents/Product%20Brief-UMA16%20v2.pdf (дата звернення: 04.10.2026).</w:t>
+        <w:t>17. ReSpeaker Mic Array v2.0 / Seeed Studio Wiki. URL: https://wiki.seeedstudio.com/ReSpeaker_Mic_Array_v2.0/ (дата звернення: 04.10.2026).</w:t>
       </w:r>
     </w:p>
     <w:p>
@@ -15136,7 +15127,7 @@
           <w:color w:val="000000"/>
           <w:sz w:val="28"/>
         </w:rPr>
-        <w:t>18. UMA-16 v2 USB mic array / miniDSP. URL: https://www.minidsp.com/products/usb-audio-interface/uma-16-microphone-array (дата звернення: 04.10.2026).</w:t>
+        <w:t>18. UMA-16 v2 Microphone Array : product brief / miniDSP. URL: https://www.minidsp.com/images/documents/Product%20Brief-UMA16%20v2.pdf (дата звернення: 04.10.2026).</w:t>
       </w:r>
     </w:p>
     <w:p>
@@ -15155,7 +15146,7 @@
           <w:color w:val="000000"/>
           <w:sz w:val="28"/>
         </w:rPr>
-        <w:t>19. Echodyne radar products : product overview (EchoGuard, EchoShield). URL: https://www.elimec.co.il/_Uploads/dbsAttachedFiles/ECHProduct.pdf (дата звернення: 04.10.2026).</w:t>
+        <w:t>19. UMA-16 v2 USB mic array / miniDSP. URL: https://www.minidsp.com/products/usb-audio-interface/uma-16-microphone-array (дата звернення: 04.10.2026).</w:t>
       </w:r>
     </w:p>
     <w:p>
@@ -15174,7 +15165,7 @@
           <w:color w:val="000000"/>
           <w:sz w:val="28"/>
         </w:rPr>
-        <w:t>20. IRIS Drone Radar / Robin Radar Systems. URL: https://www.robinradar.com/products/iris-radar (дата звернення: 04.10.2026).</w:t>
+        <w:t>20. Echodyne radar products : product overview (EchoGuard, EchoShield). URL: https://www.elimec.co.il/_Uploads/dbsAttachedFiles/ECHProduct.pdf (дата звернення: 04.10.2026).</w:t>
       </w:r>
     </w:p>
     <w:p>
@@ -15193,7 +15184,7 @@
           <w:color w:val="000000"/>
           <w:sz w:val="28"/>
         </w:rPr>
-        <w:t>21. Netherlands Buys 51 Mobile Drone Detection Radars for Ukraine / The Defense Post. 27.08.2024. URL: https://thedefensepost.com/2024/08/27/netherlands-drone-detection-radars/ (дата звернення: 04.10.2026).</w:t>
+        <w:t>21. IRIS Drone Radar / Robin Radar Systems. URL: https://www.robinradar.com/products/iris-radar (дата звернення: 04.10.2026).</w:t>
       </w:r>
     </w:p>
     <w:p>
@@ -15212,7 +15203,7 @@
           <w:color w:val="000000"/>
           <w:sz w:val="28"/>
         </w:rPr>
-        <w:t>22. A800 3D Drone Detection Radar : datasheet / Blighter Surveillance Systems. URL: https://www.radartutorial.eu/19.kartei/05.perimeter/pubs/blighter-a800-3d-drone-detection-radar-datasheet.pdf (дата звернення: 04.10.2026).</w:t>
+        <w:t>22. Netherlands Buys 51 Mobile Drone Detection Radars for Ukraine / The Defense Post. 27.08.2024. URL: https://thedefensepost.com/2024/08/27/netherlands-drone-detection-radars/ (дата звернення: 04.10.2026).</w:t>
       </w:r>
     </w:p>
     <w:p>
@@ -15231,7 +15222,7 @@
           <w:color w:val="000000"/>
           <w:sz w:val="28"/>
         </w:rPr>
-        <w:t>23. Blighter A800 «detects micro-UAS at over 2,000 metres» / Unmanned Airspace. 26.09.2023. URL: https://www.unmannedairspace.info/counter-uas-systems-and-policies/blighter-a800-detects-micro-uas-at-over-2000-metres/ (дата звернення: 04.10.2026).</w:t>
+        <w:t>23. A800 3D Drone Detection Radar : datasheet / Blighter Surveillance Systems. URL: https://www.radartutorial.eu/19.kartei/05.perimeter/pubs/blighter-a800-3d-drone-detection-radar-datasheet.pdf (дата звернення: 04.10.2026).</w:t>
       </w:r>
     </w:p>
     <w:p>
@@ -15250,7 +15241,7 @@
           <w:color w:val="000000"/>
           <w:sz w:val="28"/>
         </w:rPr>
-        <w:t>24. FLIR Lepton 3 &amp; 3.5 : datasheet / Teledyne FLIR. URL: https://groupgets-files.s3.amazonaws.com/lepton/Resources/Lepton%20Series%20Datasheet.pdf (дата звернення: 04.10.2026).</w:t>
+        <w:t>24. Blighter A800 «detects micro-UAS at over 2,000 metres» / Unmanned Airspace. 26.09.2023. URL: https://www.unmannedairspace.info/counter-uas-systems-and-policies/blighter-a800-detects-micro-uas-at-over-2000-metres/ (дата звернення: 04.10.2026).</w:t>
       </w:r>
     </w:p>
     <w:p>
@@ -15269,7 +15260,7 @@
           <w:color w:val="000000"/>
           <w:sz w:val="28"/>
         </w:rPr>
-        <w:t>25. Lepton Micro Thermal Camera / Teledyne FLIR OEM. URL: https://oem.flir.com/developer/lepton-family/ (дата звернення: 04.10.2026).</w:t>
+        <w:t>25. FLIR Lepton 3 &amp; 3.5 : datasheet / Teledyne FLIR. URL: https://groupgets-files.s3.amazonaws.com/lepton/Resources/Lepton%20Series%20Datasheet.pdf (дата звернення: 04.10.2026).</w:t>
       </w:r>
     </w:p>
     <w:p>
@@ -15288,7 +15279,7 @@
           <w:color w:val="000000"/>
           <w:sz w:val="28"/>
         </w:rPr>
-        <w:t>26. Boson+ / Teledyne FLIR OEM. URL: https://oem.flir.com/products/boson-plus/ (дата звернення: 04.10.2026).</w:t>
+        <w:t>26. Lepton Micro Thermal Camera / Teledyne FLIR OEM. URL: https://oem.flir.com/developer/lepton-family/ (дата звернення: 04.10.2026).</w:t>
       </w:r>
     </w:p>
     <w:p>
@@ -15307,7 +15298,7 @@
           <w:color w:val="000000"/>
           <w:sz w:val="28"/>
         </w:rPr>
-        <w:t>27. Teledyne FLIR Hadron 640R : dual thermal and visible OEM camera module / OEMCameras. URL: https://www.oemcameras.com/hadron-640r.htm (дата звернення: 04.10.2026).</w:t>
+        <w:t>27. Boson+ / Teledyne FLIR OEM. URL: https://oem.flir.com/products/boson-plus/ (дата звернення: 04.10.2026).</w:t>
       </w:r>
     </w:p>
     <w:p>
@@ -15326,7 +15317,7 @@
           <w:color w:val="000000"/>
           <w:sz w:val="28"/>
         </w:rPr>
-        <w:t>28. Raspberry Pi 5 / Raspberry Pi Ltd. URL: https://www.raspberrypi.com/products/raspberry-pi-5/ (дата звернення: 04.10.2026).</w:t>
+        <w:t>28. Teledyne FLIR Hadron 640R : dual thermal and visible OEM camera module / OEMCameras. URL: https://www.oemcameras.com/hadron-640r.htm (дата звернення: 24.10.2026).</w:t>
       </w:r>
     </w:p>
     <w:p>
@@ -15345,7 +15336,7 @@
           <w:color w:val="000000"/>
           <w:sz w:val="28"/>
         </w:rPr>
-        <w:t>29. Introducing: Raspberry Pi 5! / Raspberry Pi Ltd. 28.09.2023. URL: https://www.raspberrypi.com/news/introducing-raspberry-pi-5/ (дата звернення: 04.10.2026).</w:t>
+        <w:t>29. Raspberry Pi 5 / Raspberry Pi Ltd. URL: https://www.raspberrypi.com/products/raspberry-pi-5/ (дата звернення: 04.10.2026).</w:t>
       </w:r>
     </w:p>
     <w:p>
@@ -15364,7 +15355,7 @@
           <w:color w:val="000000"/>
           <w:sz w:val="28"/>
         </w:rPr>
-        <w:t>30. Nvidia Jetson. Wikipedia : вільна енциклопедія. URL: https://en.wikipedia.org/wiki/Nvidia_Jetson (дата звернення: 04.10.2026).</w:t>
+        <w:t>30. Introducing: Raspberry Pi 5! / Raspberry Pi Ltd. 28.09.2023. URL: https://www.raspberrypi.com/news/introducing-raspberry-pi-5/ (дата звернення: 04.10.2026).</w:t>
       </w:r>
     </w:p>
     <w:p>
@@ -15383,7 +15374,26 @@
           <w:color w:val="000000"/>
           <w:sz w:val="28"/>
         </w:rPr>
-        <w:t>31. SIMATIC IOT2050 : overview / Siemens, Parmley Graham. URL: https://www.parmley-graham.co.uk/content/manufacturers/siemens/industrial-iot-gateway/simatic-iot2050-ov/ (дата звернення: 04.10.2026).</w:t>
+        <w:t>31. Nvidia Jetson. Wikipedia : вільна енциклопедія. URL: https://en.wikipedia.org/wiki/Nvidia_Jetson (дата звернення: 04.10.2026).</w:t>
+      </w:r>
+    </w:p>
+    <w:p>
+      <w:pPr>
+        <w:keepNext w:val="0"/>
+        <w:widowControl/>
+        <w:spacing w:line="360" w:lineRule="auto" w:before="0" w:after="0"/>
+        <w:ind w:firstLine="709" w:left="0"/>
+        <w:jc w:val="left"/>
+      </w:pPr>
+      <w:r>
+        <w:rPr>
+          <w:rFonts w:ascii="Times New Roman" w:hAnsi="Times New Roman" w:cs="Times New Roman" w:eastAsia="Times New Roman"/>
+          <w:b w:val="0"/>
+          <w:i w:val="0"/>
+          <w:color w:val="000000"/>
+          <w:sz w:val="28"/>
+        </w:rPr>
+        <w:t>32. SIMATIC IOT2050 : overview / Siemens, Parmley Graham. URL: https://www.parmley-graham.co.uk/content/manufacturers/siemens/industrial-iot-gateway/simatic-iot2050-ov/ (дата звернення: 04.10.2026).</w:t>
       </w:r>
     </w:p>
     <w:sectPr>
